--- a/src/main/resources/templates/Vinfast/y-kien-phong-quan-tri-vinfast.docx
+++ b/src/main/resources/templates/Vinfast/y-kien-phong-quan-tri-vinfast.docx
@@ -860,6 +860,26 @@
         <w:spacing w:after="0"/>
       </w:pPr>
     </w:p>
+    <w:p>
+      <w:pPr>
+        <w:spacing w:after="0"/>
+      </w:pPr>
+    </w:p>
+    <w:p>
+      <w:pPr>
+        <w:spacing w:after="0"/>
+      </w:pPr>
+    </w:p>
+    <w:p>
+      <w:pPr>
+        <w:spacing w:after="0"/>
+      </w:pPr>
+    </w:p>
+    <w:p>
+      <w:pPr>
+        <w:spacing w:after="0"/>
+      </w:pPr>
+    </w:p>
     <w:tbl>
       <w:tblPr>
         <w:tblStyle w:val="TableGrid"/>
@@ -896,7 +916,6 @@
                 <w:b/>
                 <w:sz w:val="23"/>
               </w:rPr>
-              <w:lastRenderedPageBreak/>
               <w:t>NGƯỜI ĐỀ XUẤT</w:t>
             </w:r>
           </w:p>

--- a/src/main/resources/templates/Vinfast/y-kien-phong-quan-tri-vinfast.docx
+++ b/src/main/resources/templates/Vinfast/y-kien-phong-quan-tri-vinfast.docx
@@ -34,25 +34,7 @@
           <w:color w:val="EE0000"/>
           <w:sz w:val="23"/>
         </w:rPr>
-        <w:t xml:space="preserve">- Đồng ý cấp tín dụng cho Công ty CP TM XNK Huy Tiến Dũng, theo Đề xuất cấp tín dụng số: </w:t>
-      </w:r>
-      <w:proofErr w:type="gramStart"/>
-      <w:r>
-        <w:rPr>
-          <w:rFonts w:ascii="Times New Roman" w:eastAsia="Times New Roman" w:hAnsi="Times New Roman" w:cs="Times New Roman"/>
-          <w:color w:val="EE0000"/>
-          <w:sz w:val="23"/>
-        </w:rPr>
-        <w:t>28./</w:t>
-      </w:r>
-      <w:proofErr w:type="gramEnd"/>
-      <w:r>
-        <w:rPr>
-          <w:rFonts w:ascii="Times New Roman" w:eastAsia="Times New Roman" w:hAnsi="Times New Roman" w:cs="Times New Roman"/>
-          <w:color w:val="EE0000"/>
-          <w:sz w:val="23"/>
-        </w:rPr>
-        <w:t xml:space="preserve">ĐXGN ngày </w:t>
+        <w:t xml:space="preserve">- Đồng ý cấp tín dụng cho Công ty CP TM XNK Huy Tiến Dũng, theo Đề xuất cấp tín dụng số: 28./ĐXGN ngày </w:t>
       </w:r>
       <w:r>
         <w:rPr>
@@ -60,7 +42,7 @@
           <w:i/>
           <w:color w:val="0070C0"/>
         </w:rPr>
-        <w:t>{{GUARANTEE_DATE}}</w:t>
+        <w:t>{{CURRENT_DATE}}</w:t>
       </w:r>
       <w:r>
         <w:rPr>
@@ -388,7 +370,40 @@
           <w:color w:val="FF0000"/>
           <w:sz w:val="23"/>
         </w:rPr>
-        <w:t>có hiệu lực kể từ ngày phát hành thư bảo lãnh và có thời hạn 29 ngày kể từ thời điểm có hiệu lực nêu trên</w:t>
+        <w:t xml:space="preserve">có hiệu lực kể từ ngày phát hành thư bảo lãnh và có thời hạn </w:t>
+      </w:r>
+      <w:r>
+        <w:rPr>
+          <w:rFonts w:ascii="Times New Roman" w:eastAsia="Times New Roman" w:hAnsi="Times New Roman" w:cs="Times New Roman"/>
+          <w:color w:val="FF0000"/>
+          <w:sz w:val="23"/>
+        </w:rPr>
+        <w:t>{{</w:t>
+      </w:r>
+      <w:r>
+        <w:rPr>
+          <w:rFonts w:ascii="Times New Roman" w:hAnsi="Times New Roman" w:cs="Times New Roman"/>
+          <w:color w:val="FF0000"/>
+          <w:spacing w:val="-5"/>
+          <w:sz w:val="24"/>
+        </w:rPr>
+        <w:t>guaranteeTermDays</w:t>
+      </w:r>
+      <w:r>
+        <w:rPr>
+          <w:rFonts w:ascii="Times New Roman" w:eastAsia="Times New Roman" w:hAnsi="Times New Roman" w:cs="Times New Roman"/>
+          <w:color w:val="FF0000"/>
+          <w:sz w:val="23"/>
+        </w:rPr>
+        <w:t>}}</w:t>
+      </w:r>
+      <w:r>
+        <w:rPr>
+          <w:rFonts w:ascii="Times New Roman" w:eastAsia="Times New Roman" w:hAnsi="Times New Roman" w:cs="Times New Roman"/>
+          <w:color w:val="FF0000"/>
+          <w:sz w:val="23"/>
+        </w:rPr>
+        <w:t xml:space="preserve"> ngày kể từ thời điểm có hiệu lực nêu trên</w:t>
       </w:r>
     </w:p>
     <w:p>
@@ -497,7 +512,29 @@
           <w:sz w:val="23"/>
         </w:rPr>
         <w:tab/>
-        <w:t>29</w:t>
+      </w:r>
+      <w:r>
+        <w:rPr>
+          <w:rFonts w:ascii="Times New Roman" w:eastAsia="Times New Roman" w:hAnsi="Times New Roman" w:cs="Times New Roman"/>
+          <w:sz w:val="23"/>
+        </w:rPr>
+        <w:t>{{</w:t>
+      </w:r>
+      <w:r>
+        <w:rPr>
+          <w:rFonts w:ascii="Times New Roman" w:hAnsi="Times New Roman" w:cs="Times New Roman"/>
+          <w:color w:val="FF0000"/>
+          <w:spacing w:val="-5"/>
+          <w:sz w:val="24"/>
+        </w:rPr>
+        <w:t>guaranteeTermDays</w:t>
+      </w:r>
+      <w:r>
+        <w:rPr>
+          <w:rFonts w:ascii="Times New Roman" w:eastAsia="Times New Roman" w:hAnsi="Times New Roman" w:cs="Times New Roman"/>
+          <w:sz w:val="23"/>
+        </w:rPr>
+        <w:t>}}</w:t>
       </w:r>
       <w:r>
         <w:rPr>
@@ -505,22 +542,7 @@
           <w:sz w:val="23"/>
         </w:rPr>
         <w:tab/>
-      </w:r>
-      <w:proofErr w:type="gramStart"/>
-      <w:r>
-        <w:rPr>
-          <w:rFonts w:ascii="Times New Roman" w:eastAsia="Times New Roman" w:hAnsi="Times New Roman" w:cs="Times New Roman"/>
-          <w:sz w:val="23"/>
-        </w:rPr>
-        <w:t>ngày  /</w:t>
-      </w:r>
-      <w:proofErr w:type="gramEnd"/>
-      <w:r>
-        <w:rPr>
-          <w:rFonts w:ascii="Times New Roman" w:eastAsia="Times New Roman" w:hAnsi="Times New Roman" w:cs="Times New Roman"/>
-          <w:sz w:val="23"/>
-        </w:rPr>
-        <w:t xml:space="preserve"> </w:t>
+        <w:t xml:space="preserve">ngày  / </w:t>
       </w:r>
       <w:r>
         <w:rPr>
@@ -591,15 +613,7 @@
           <w:sz w:val="23"/>
         </w:rPr>
         <w:tab/>
-        <w:t xml:space="preserve">        </w:t>
-      </w:r>
-      <w:proofErr w:type="gramStart"/>
-      <w:r>
-        <w:rPr>
-          <w:rFonts w:ascii="Times New Roman" w:eastAsia="Times New Roman" w:hAnsi="Times New Roman" w:cs="Times New Roman"/>
-          <w:sz w:val="23"/>
-        </w:rPr>
-        <w:t xml:space="preserve">   </w:t>
+        <w:t xml:space="preserve">           </w:t>
       </w:r>
       <w:r>
         <w:rPr>
@@ -610,19 +624,7 @@
           <w:sz w:val="26"/>
           <w:szCs w:val="26"/>
         </w:rPr>
-        <w:t>{</w:t>
-      </w:r>
-      <w:proofErr w:type="gramEnd"/>
-      <w:r>
-        <w:rPr>
-          <w:rFonts w:ascii="Times New Roman" w:hAnsi="Times New Roman" w:cs="Times New Roman"/>
-          <w:b/>
-          <w:bCs/>
-          <w:color w:val="0070C0"/>
-          <w:sz w:val="26"/>
-          <w:szCs w:val="26"/>
-        </w:rPr>
-        <w:t>{EXPECTED_GUARANTEE_AMOUNT_PHI}}</w:t>
+        <w:t>{{EXPECTED_GUARANTEE_AMOUNT_PHI}}</w:t>
       </w:r>
     </w:p>
     <w:p>
@@ -648,15 +650,7 @@
           <w:sz w:val="23"/>
         </w:rPr>
         <w:tab/>
-        <w:t xml:space="preserve">330.000 đồng/lần (đã bao gồm </w:t>
-      </w:r>
-      <w:proofErr w:type="gramStart"/>
-      <w:r>
-        <w:rPr>
-          <w:rFonts w:ascii="Times New Roman" w:eastAsia="Times New Roman" w:hAnsi="Times New Roman" w:cs="Times New Roman"/>
-          <w:sz w:val="23"/>
-        </w:rPr>
-        <w:t xml:space="preserve">thuVAT) </w:t>
+        <w:t xml:space="preserve">330.000 đồng/lần (đã bao gồm thuVAT) </w:t>
       </w:r>
       <w:r>
         <w:rPr>
@@ -664,16 +658,7 @@
           <w:color w:val="FF0000"/>
           <w:sz w:val="23"/>
         </w:rPr>
-        <w:t xml:space="preserve">  </w:t>
-      </w:r>
-      <w:proofErr w:type="gramEnd"/>
-      <w:r>
-        <w:rPr>
-          <w:rFonts w:ascii="Times New Roman" w:eastAsia="Times New Roman" w:hAnsi="Times New Roman" w:cs="Times New Roman"/>
-          <w:color w:val="FF0000"/>
-          <w:sz w:val="23"/>
-        </w:rPr>
-        <w:t xml:space="preserve">  =&gt; Vậy tổng phí bảo lãnh phải thu là: </w:t>
+        <w:t xml:space="preserve">    =&gt; Vậy tổng phí bảo lãnh phải thu là: </w:t>
       </w:r>
       <w:r>
         <w:rPr>
@@ -779,7 +764,39 @@
                 <w:color w:val="FF0000"/>
                 <w:sz w:val="23"/>
               </w:rPr>
-              <w:t>TSBĐ là tài sản hình thành từ nguồn tài trợ của BIDV Đồng Tháp là các xe ô tô mới 100% của Khách hàng theo Hợp đồng thế chấp tài sản hình thành trong tương lai số 02/2025/10987477/HĐBĐ ngày 09/05/2025, và các văn bản sửa đổi đính kèm. Hợp đồng đại lý phân phối xe điện Vinfast số VFT-OT-20250105 ngày</w:t>
+              <w:t xml:space="preserve">TSBĐ là tài sản hình thành từ nguồn tài trợ của BIDV Đồng Tháp là các xe ô tô mới 100% của Khách hàng theo Hợp đồng thế chấp tài sản hình thành trong tương lai số </w:t>
+            </w:r>
+            <w:r>
+              <w:rPr>
+                <w:rFonts w:ascii="Times New Roman" w:eastAsia="Times New Roman" w:hAnsi="Times New Roman" w:cs="Times New Roman"/>
+                <w:color w:val="FF0000"/>
+                <w:sz w:val="23"/>
+              </w:rPr>
+              <w:t xml:space="preserve">{{HDBD}} </w:t>
+            </w:r>
+            <w:r>
+              <w:rPr>
+                <w:rFonts w:ascii="Times New Roman" w:eastAsia="Times New Roman" w:hAnsi="Times New Roman" w:cs="Times New Roman"/>
+                <w:color w:val="FF0000"/>
+                <w:sz w:val="23"/>
+              </w:rPr>
+              <w:t xml:space="preserve">ngày </w:t>
+            </w:r>
+            <w:r>
+              <w:rPr>
+                <w:rFonts w:ascii="Times New Roman" w:eastAsia="Times New Roman" w:hAnsi="Times New Roman" w:cs="Times New Roman"/>
+                <w:color w:val="FF0000"/>
+                <w:sz w:val="23"/>
+              </w:rPr>
+              <w:t>{{HDBD_DATE}}</w:t>
+            </w:r>
+            <w:r>
+              <w:rPr>
+                <w:rFonts w:ascii="Times New Roman" w:eastAsia="Times New Roman" w:hAnsi="Times New Roman" w:cs="Times New Roman"/>
+                <w:color w:val="FF0000"/>
+                <w:sz w:val="23"/>
+              </w:rPr>
+              <w:t>, và các văn bản sửa đổi đính kèm. Hợp đồng đại lý phân phối xe điện Vinfast số VFT-OT-20250105 ngày</w:t>
             </w:r>
             <w:r>
               <w:t xml:space="preserve"> </w:t>
@@ -839,21 +856,6 @@
         </w:rPr>
         <w:t>Theo mẫu của Vinfast</w:t>
       </w:r>
-    </w:p>
-    <w:p>
-      <w:pPr>
-        <w:spacing w:after="0"/>
-      </w:pPr>
-    </w:p>
-    <w:p>
-      <w:pPr>
-        <w:spacing w:after="0"/>
-      </w:pPr>
-    </w:p>
-    <w:p>
-      <w:pPr>
-        <w:spacing w:after="0"/>
-      </w:pPr>
     </w:p>
     <w:p>
       <w:pPr>
@@ -916,6 +918,7 @@
                 <w:b/>
                 <w:sz w:val="23"/>
               </w:rPr>
+              <w:lastRenderedPageBreak/>
               <w:t>NGƯỜI ĐỀ XUẤT</w:t>
             </w:r>
           </w:p>

--- a/src/main/resources/templates/Vinfast/y-kien-phong-quan-tri-vinfast.docx
+++ b/src/main/resources/templates/Vinfast/y-kien-phong-quan-tri-vinfast.docx
@@ -34,7 +34,25 @@
           <w:color w:val="EE0000"/>
           <w:sz w:val="23"/>
         </w:rPr>
-        <w:t xml:space="preserve">- Đồng ý cấp tín dụng cho Công ty CP TM XNK Huy Tiến Dũng, theo Đề xuất cấp tín dụng số: 28./ĐXGN ngày </w:t>
+        <w:t xml:space="preserve">- Đồng ý cấp tín dụng cho Công ty CP TM XNK Huy Tiến Dũng, theo Đề xuất cấp tín dụng số: </w:t>
+      </w:r>
+      <w:proofErr w:type="gramStart"/>
+      <w:r>
+        <w:rPr>
+          <w:rFonts w:ascii="Times New Roman" w:eastAsia="Times New Roman" w:hAnsi="Times New Roman" w:cs="Times New Roman"/>
+          <w:color w:val="EE0000"/>
+          <w:sz w:val="23"/>
+        </w:rPr>
+        <w:t>28./</w:t>
+      </w:r>
+      <w:proofErr w:type="gramEnd"/>
+      <w:r>
+        <w:rPr>
+          <w:rFonts w:ascii="Times New Roman" w:eastAsia="Times New Roman" w:hAnsi="Times New Roman" w:cs="Times New Roman"/>
+          <w:color w:val="EE0000"/>
+          <w:sz w:val="23"/>
+        </w:rPr>
+        <w:t xml:space="preserve">ĐXGN ngày </w:t>
       </w:r>
       <w:r>
         <w:rPr>
@@ -542,7 +560,22 @@
           <w:sz w:val="23"/>
         </w:rPr>
         <w:tab/>
-        <w:t xml:space="preserve">ngày  / </w:t>
+      </w:r>
+      <w:proofErr w:type="gramStart"/>
+      <w:r>
+        <w:rPr>
+          <w:rFonts w:ascii="Times New Roman" w:eastAsia="Times New Roman" w:hAnsi="Times New Roman" w:cs="Times New Roman"/>
+          <w:sz w:val="23"/>
+        </w:rPr>
+        <w:t>ngày  /</w:t>
+      </w:r>
+      <w:proofErr w:type="gramEnd"/>
+      <w:r>
+        <w:rPr>
+          <w:rFonts w:ascii="Times New Roman" w:eastAsia="Times New Roman" w:hAnsi="Times New Roman" w:cs="Times New Roman"/>
+          <w:sz w:val="23"/>
+        </w:rPr>
+        <w:t xml:space="preserve"> </w:t>
       </w:r>
       <w:r>
         <w:rPr>
@@ -613,7 +646,15 @@
           <w:sz w:val="23"/>
         </w:rPr>
         <w:tab/>
-        <w:t xml:space="preserve">           </w:t>
+        <w:t xml:space="preserve">        </w:t>
+      </w:r>
+      <w:proofErr w:type="gramStart"/>
+      <w:r>
+        <w:rPr>
+          <w:rFonts w:ascii="Times New Roman" w:eastAsia="Times New Roman" w:hAnsi="Times New Roman" w:cs="Times New Roman"/>
+          <w:sz w:val="23"/>
+        </w:rPr>
+        <w:t xml:space="preserve">   </w:t>
       </w:r>
       <w:r>
         <w:rPr>
@@ -624,7 +665,19 @@
           <w:sz w:val="26"/>
           <w:szCs w:val="26"/>
         </w:rPr>
-        <w:t>{{EXPECTED_GUARANTEE_AMOUNT_PHI}}</w:t>
+        <w:t>{</w:t>
+      </w:r>
+      <w:proofErr w:type="gramEnd"/>
+      <w:r>
+        <w:rPr>
+          <w:rFonts w:ascii="Times New Roman" w:hAnsi="Times New Roman" w:cs="Times New Roman"/>
+          <w:b/>
+          <w:bCs/>
+          <w:color w:val="0070C0"/>
+          <w:sz w:val="26"/>
+          <w:szCs w:val="26"/>
+        </w:rPr>
+        <w:t>{EXPECTED_GUARANTEE_AMOUNT_PHI}}</w:t>
       </w:r>
     </w:p>
     <w:p>
@@ -650,7 +703,15 @@
           <w:sz w:val="23"/>
         </w:rPr>
         <w:tab/>
-        <w:t xml:space="preserve">330.000 đồng/lần (đã bao gồm thuVAT) </w:t>
+        <w:t xml:space="preserve">330.000 đồng/lần (đã bao gồm </w:t>
+      </w:r>
+      <w:proofErr w:type="gramStart"/>
+      <w:r>
+        <w:rPr>
+          <w:rFonts w:ascii="Times New Roman" w:eastAsia="Times New Roman" w:hAnsi="Times New Roman" w:cs="Times New Roman"/>
+          <w:sz w:val="23"/>
+        </w:rPr>
+        <w:t xml:space="preserve">thuVAT) </w:t>
       </w:r>
       <w:r>
         <w:rPr>
@@ -658,7 +719,16 @@
           <w:color w:val="FF0000"/>
           <w:sz w:val="23"/>
         </w:rPr>
-        <w:t xml:space="preserve">    =&gt; Vậy tổng phí bảo lãnh phải thu là: </w:t>
+        <w:t xml:space="preserve">  </w:t>
+      </w:r>
+      <w:proofErr w:type="gramEnd"/>
+      <w:r>
+        <w:rPr>
+          <w:rFonts w:ascii="Times New Roman" w:eastAsia="Times New Roman" w:hAnsi="Times New Roman" w:cs="Times New Roman"/>
+          <w:color w:val="FF0000"/>
+          <w:sz w:val="23"/>
+        </w:rPr>
+        <w:t xml:space="preserve">  =&gt; Vậy tổng phí bảo lãnh phải thu là: </w:t>
       </w:r>
       <w:r>
         <w:rPr>
@@ -827,6 +897,10 @@
         </w:numPr>
         <w:spacing w:after="0"/>
         <w:ind w:hanging="134"/>
+        <w:rPr>
+          <w:rFonts w:ascii="Times New Roman" w:eastAsia="Times New Roman" w:hAnsi="Times New Roman" w:cs="Times New Roman"/>
+          <w:sz w:val="23"/>
+        </w:rPr>
       </w:pPr>
       <w:r>
         <w:rPr>
@@ -859,27 +933,27 @@
     </w:p>
     <w:p>
       <w:pPr>
-        <w:spacing w:after="0"/>
-      </w:pPr>
-    </w:p>
-    <w:p>
-      <w:pPr>
-        <w:spacing w:after="0"/>
-      </w:pPr>
-    </w:p>
-    <w:p>
-      <w:pPr>
-        <w:spacing w:after="0"/>
-      </w:pPr>
-    </w:p>
-    <w:p>
-      <w:pPr>
-        <w:spacing w:after="0"/>
-      </w:pPr>
-    </w:p>
-    <w:p>
-      <w:pPr>
-        <w:spacing w:after="0"/>
+        <w:spacing w:line="278" w:lineRule="auto"/>
+        <w:rPr>
+          <w:rFonts w:ascii="Times New Roman" w:eastAsia="Times New Roman" w:hAnsi="Times New Roman" w:cs="Times New Roman"/>
+          <w:sz w:val="23"/>
+        </w:rPr>
+      </w:pPr>
+      <w:r>
+        <w:rPr>
+          <w:rFonts w:ascii="Times New Roman" w:eastAsia="Times New Roman" w:hAnsi="Times New Roman" w:cs="Times New Roman"/>
+          <w:sz w:val="23"/>
+        </w:rPr>
+        <w:br w:type="page"/>
+      </w:r>
+    </w:p>
+    <w:p>
+      <w:pPr>
+        <w:spacing w:line="278" w:lineRule="auto"/>
+        <w:rPr>
+          <w:rFonts w:ascii="Times New Roman" w:eastAsia="Times New Roman" w:hAnsi="Times New Roman" w:cs="Times New Roman"/>
+          <w:sz w:val="23"/>
+        </w:rPr>
       </w:pPr>
     </w:p>
     <w:tbl>
@@ -910,7 +984,6 @@
           <w:p>
             <w:pPr>
               <w:spacing w:after="3"/>
-              <w:ind w:left="2"/>
             </w:pPr>
             <w:r>
               <w:rPr>
@@ -918,7 +991,6 @@
                 <w:b/>
                 <w:sz w:val="23"/>
               </w:rPr>
-              <w:lastRenderedPageBreak/>
               <w:t>NGƯỜI ĐỀ XUẤT</w:t>
             </w:r>
           </w:p>
